--- a/โครงงาน/10 บทที่ 3.docx
+++ b/โครงงาน/10 บทที่ 3.docx
@@ -166,13 +166,19 @@
         <w:ind w:firstLine="0"/>
         <w:rPr>
           <w:rFonts w:cs="TH Sarabun New"/>
-          <w:szCs w:val="32"/>
+          <w:b/>
+          <w:bCs/>
+          <w:sz w:val="36"/>
+          <w:szCs w:val="36"/>
         </w:rPr>
       </w:pPr>
       <w:r>
         <w:rPr>
           <w:rFonts w:cs="TH Sarabun New"/>
-          <w:szCs w:val="32"/>
+          <w:b/>
+          <w:bCs/>
+          <w:sz w:val="36"/>
+          <w:szCs w:val="36"/>
         </w:rPr>
         <w:t>3.1 Use Case Diagram</w:t>
       </w:r>
@@ -213,13 +219,19 @@
         <w:ind w:firstLine="0"/>
         <w:rPr>
           <w:rFonts w:cs="TH Sarabun New"/>
-          <w:szCs w:val="32"/>
+          <w:b/>
+          <w:bCs/>
+          <w:sz w:val="36"/>
+          <w:szCs w:val="36"/>
         </w:rPr>
       </w:pPr>
       <w:r>
         <w:rPr>
           <w:rFonts w:cs="TH Sarabun New"/>
-          <w:szCs w:val="32"/>
+          <w:b/>
+          <w:bCs/>
+          <w:sz w:val="36"/>
+          <w:szCs w:val="36"/>
         </w:rPr>
         <w:t>3.2 Use Case Description</w:t>
       </w:r>
@@ -229,13 +241,19 @@
         <w:ind w:firstLine="0"/>
         <w:rPr>
           <w:rFonts w:cs="TH Sarabun New"/>
-          <w:szCs w:val="32"/>
+          <w:b/>
+          <w:bCs/>
+          <w:sz w:val="36"/>
+          <w:szCs w:val="36"/>
         </w:rPr>
       </w:pPr>
       <w:r>
         <w:rPr>
           <w:rFonts w:cs="TH Sarabun New"/>
-          <w:szCs w:val="32"/>
+          <w:b/>
+          <w:bCs/>
+          <w:sz w:val="36"/>
+          <w:szCs w:val="36"/>
         </w:rPr>
         <w:t>3.3 Activity Diagram</w:t>
       </w:r>
@@ -243,7 +261,7 @@
     <w:p>
       <w:pPr>
         <w:rPr>
-          <w:rFonts w:cs="TH Sarabun New" w:hint="cs"/>
+          <w:rFonts w:cs="TH Sarabun New"/>
           <w:szCs w:val="32"/>
           <w:cs/>
         </w:rPr>
@@ -315,20 +333,29 @@
         <w:ind w:firstLine="0"/>
         <w:rPr>
           <w:rFonts w:cs="TH Sarabun New"/>
-          <w:szCs w:val="32"/>
+          <w:b/>
+          <w:bCs/>
+          <w:sz w:val="36"/>
+          <w:szCs w:val="36"/>
         </w:rPr>
       </w:pPr>
       <w:r>
         <w:rPr>
           <w:rFonts w:cs="TH Sarabun New"/>
-          <w:szCs w:val="32"/>
+          <w:b/>
+          <w:bCs/>
+          <w:sz w:val="36"/>
+          <w:szCs w:val="36"/>
         </w:rPr>
         <w:t xml:space="preserve">3.4 Sequence </w:t>
       </w:r>
       <w:r>
         <w:rPr>
           <w:rFonts w:cs="TH Sarabun New"/>
-          <w:szCs w:val="32"/>
+          <w:b/>
+          <w:bCs/>
+          <w:sz w:val="36"/>
+          <w:szCs w:val="36"/>
         </w:rPr>
         <w:t>Diagram</w:t>
       </w:r>
@@ -441,13 +468,19 @@
         <w:ind w:firstLine="0"/>
         <w:rPr>
           <w:rFonts w:cs="TH Sarabun New"/>
-          <w:szCs w:val="32"/>
+          <w:b/>
+          <w:bCs/>
+          <w:sz w:val="36"/>
+          <w:szCs w:val="36"/>
         </w:rPr>
       </w:pPr>
       <w:r>
         <w:rPr>
           <w:rFonts w:cs="TH Sarabun New"/>
-          <w:szCs w:val="32"/>
+          <w:b/>
+          <w:bCs/>
+          <w:sz w:val="36"/>
+          <w:szCs w:val="36"/>
         </w:rPr>
         <w:t>3.5 Class Diagram</w:t>
       </w:r>

--- a/โครงงาน/10 บทที่ 3.docx
+++ b/โครงงาน/10 บทที่ 3.docx
@@ -4,166 +4,1184 @@
   <w:body>
     <w:p>
       <w:pPr>
-        <w:ind w:firstLine="0"/>
-        <w:jc w:val="center"/>
-        <w:rPr>
-          <w:rFonts w:cs="TH Sarabun New"/>
-          <w:b/>
-          <w:bCs/>
-          <w:sz w:val="40"/>
-          <w:szCs w:val="40"/>
-        </w:rPr>
+        <w:pStyle w:val="Heading1"/>
       </w:pPr>
       <w:r>
         <w:rPr>
-          <w:rFonts w:cs="TH Sarabun New"/>
-          <w:b/>
-          <w:bCs/>
-          <w:sz w:val="40"/>
-          <w:szCs w:val="40"/>
           <w:cs/>
         </w:rPr>
         <w:t xml:space="preserve">บทที่ </w:t>
       </w:r>
       <w:r>
-        <w:rPr>
-          <w:rFonts w:cs="TH Sarabun New"/>
-          <w:b/>
-          <w:bCs/>
-          <w:sz w:val="40"/>
-          <w:szCs w:val="40"/>
-        </w:rPr>
         <w:t>3</w:t>
+      </w:r>
+      <w:r>
+        <w:br/>
+      </w:r>
+      <w:r>
+        <w:rPr>
+          <w:cs/>
+        </w:rPr>
+        <w:t>การวิเคราะห์และออกแบบระบบ</w:t>
+      </w:r>
+    </w:p>
+    <w:p>
+      <w:pPr>
+        <w:rPr>
+          <w:rFonts w:cs="TH Sarabun New"/>
+          <w:szCs w:val="32"/>
+        </w:rPr>
+      </w:pPr>
+      <w:bookmarkStart w:id="0" w:name="_Hlk225484426"/>
+      <w:r>
+        <w:rPr>
+          <w:rFonts w:cs="TH Sarabun New"/>
+          <w:szCs w:val="32"/>
+          <w:cs/>
+        </w:rPr>
+        <w:t xml:space="preserve">การพัฒนาเว็บแอปพลิเคชัน </w:t>
+      </w:r>
+      <w:r>
+        <w:rPr>
+          <w:rFonts w:cs="TH Sarabun New"/>
+          <w:szCs w:val="32"/>
+        </w:rPr>
+        <w:t xml:space="preserve">AI Chatbot Portal </w:t>
+      </w:r>
+      <w:r>
+        <w:rPr>
+          <w:rFonts w:cs="TH Sarabun New"/>
+          <w:szCs w:val="32"/>
+          <w:cs/>
+        </w:rPr>
+        <w:t>สำหรับสังเคราะห์คำตอบจากหน่วยงานภาครัฐ</w:t>
+      </w:r>
+      <w:bookmarkEnd w:id="0"/>
+      <w:r>
+        <w:rPr>
+          <w:rFonts w:cs="TH Sarabun New"/>
+          <w:szCs w:val="32"/>
+          <w:cs/>
+        </w:rPr>
+        <w:t xml:space="preserve"> ผู้จัดทำได้ศึกษา วิเคราะห์ และกำหนดแผนการดำเนินงานอย่างเป็นลำดับขั้นตอน เพื่อให้การพัฒนาระบบเป็นไปตามวัตถุประสงค์และขอบเขตที่ได้กำหนดไว้อย่างมีประสิทธิภาพ ในบทนี้จะกล่าวถึงรายละเอียดของวิธีการดำเนินงาน ซึ่งประกอบด้วย ขั้นตอนการดำเนินงานโดยรวม การออกแบบสถาปัตยกรรมของระบบ (</w:t>
+      </w:r>
+      <w:r>
+        <w:rPr>
+          <w:rFonts w:cs="TH Sarabun New"/>
+          <w:szCs w:val="32"/>
+        </w:rPr>
+        <w:t xml:space="preserve">System Architecture) </w:t>
+      </w:r>
+      <w:r>
+        <w:rPr>
+          <w:rFonts w:cs="TH Sarabun New"/>
+          <w:szCs w:val="32"/>
+          <w:cs/>
+        </w:rPr>
+        <w:t>การพัฒนาระบบในส่วนของหน้าบ้าน (</w:t>
+      </w:r>
+      <w:r>
+        <w:rPr>
+          <w:rFonts w:cs="TH Sarabun New"/>
+          <w:szCs w:val="32"/>
+        </w:rPr>
+        <w:t xml:space="preserve">Frontend) </w:t>
+      </w:r>
+      <w:r>
+        <w:rPr>
+          <w:rFonts w:cs="TH Sarabun New"/>
+          <w:szCs w:val="32"/>
+          <w:cs/>
+        </w:rPr>
+        <w:t>และหลังบ้าน (</w:t>
+      </w:r>
+      <w:r>
+        <w:rPr>
+          <w:rFonts w:cs="TH Sarabun New"/>
+          <w:szCs w:val="32"/>
+        </w:rPr>
+        <w:t xml:space="preserve">Backend) </w:t>
+      </w:r>
+      <w:r>
+        <w:rPr>
+          <w:rFonts w:cs="TH Sarabun New"/>
+          <w:szCs w:val="32"/>
+          <w:cs/>
+        </w:rPr>
+        <w:t>การออกแบบกลไกการทำงานของระบบตัวแทนอัจฉริยะแบบพหุคูณ (</w:t>
+      </w:r>
+      <w:r>
+        <w:rPr>
+          <w:rFonts w:cs="TH Sarabun New"/>
+          <w:szCs w:val="32"/>
+        </w:rPr>
+        <w:t xml:space="preserve">AI Multi-Agent System) </w:t>
+      </w:r>
+      <w:r>
+        <w:rPr>
+          <w:rFonts w:cs="TH Sarabun New"/>
+          <w:szCs w:val="32"/>
+          <w:cs/>
+        </w:rPr>
+        <w:t>ตลอดจนการรวบรวมเครื่องมือและเทคโนโลยีที่นำมาประยุกต์ใช้ในการพัฒนาและทดสอบระบบ โดยมีรายละเอียดการดำเนินงานในแต่ละขั้นตอนดังต่อไปนี้</w:t>
+      </w:r>
+    </w:p>
+    <w:p>
+      <w:pPr>
+        <w:pStyle w:val="Heading2"/>
+      </w:pPr>
+      <w:r>
+        <w:t>3.1 Use Case Diagram</w:t>
+      </w:r>
+    </w:p>
+    <w:p>
+      <w:pPr>
+        <w:rPr>
+          <w:rFonts w:cs="TH Sarabun New"/>
+          <w:szCs w:val="32"/>
+        </w:rPr>
+      </w:pPr>
+      <w:r>
+        <w:rPr>
+          <w:rFonts w:cs="TH Sarabun New"/>
+          <w:szCs w:val="32"/>
+          <w:cs/>
+        </w:rPr>
+        <w:t xml:space="preserve">การออกแบบ </w:t>
+      </w:r>
+      <w:r>
+        <w:rPr>
+          <w:rFonts w:cs="TH Sarabun New"/>
+          <w:szCs w:val="32"/>
+        </w:rPr>
+        <w:t xml:space="preserve">Use Case Diagram </w:t>
+      </w:r>
+      <w:r>
+        <w:rPr>
+          <w:rFonts w:cs="TH Sarabun New"/>
+          <w:szCs w:val="32"/>
+          <w:cs/>
+        </w:rPr>
+        <w:t>เป็นเทคนิคในการสร้างแบบจำลอง เพื่อใช้อธิบายการทำงานของผู้ใช้ระบบ</w:t>
       </w:r>
     </w:p>
     <w:p>
       <w:pPr>
         <w:ind w:firstLine="0"/>
-        <w:jc w:val="center"/>
-        <w:rPr>
-          <w:rFonts w:cs="TH Sarabun New"/>
-          <w:b/>
-          <w:bCs/>
-          <w:sz w:val="40"/>
-          <w:szCs w:val="40"/>
+        <w:rPr>
+          <w:rFonts w:cs="TH Sarabun New"/>
+          <w:szCs w:val="32"/>
         </w:rPr>
       </w:pPr>
       <w:r>
         <w:rPr>
           <w:rFonts w:cs="TH Sarabun New"/>
-          <w:b/>
-          <w:bCs/>
-          <w:sz w:val="40"/>
-          <w:szCs w:val="40"/>
-          <w:cs/>
-        </w:rPr>
-        <w:t>การวิเคราะห์และออกแบบระบบ</w:t>
+          <w:noProof/>
+          <w:szCs w:val="32"/>
+        </w:rPr>
+        <w:drawing>
+          <wp:inline distT="0" distB="0" distL="0" distR="0" wp14:anchorId="3B798990" wp14:editId="0CBF71D9">
+            <wp:extent cx="5748655" cy="3903980"/>
+            <wp:effectExtent l="0" t="0" r="4445" b="1270"/>
+            <wp:docPr id="1" name="Picture 1"/>
+            <wp:cNvGraphicFramePr>
+              <a:graphicFrameLocks xmlns:a="http://schemas.openxmlformats.org/drawingml/2006/main" noChangeAspect="1"/>
+            </wp:cNvGraphicFramePr>
+            <a:graphic xmlns:a="http://schemas.openxmlformats.org/drawingml/2006/main">
+              <a:graphicData uri="http://schemas.openxmlformats.org/drawingml/2006/picture">
+                <pic:pic xmlns:pic="http://schemas.openxmlformats.org/drawingml/2006/picture">
+                  <pic:nvPicPr>
+                    <pic:cNvPr id="0" name="Picture 1"/>
+                    <pic:cNvPicPr>
+                      <a:picLocks noChangeAspect="1" noChangeArrowheads="1"/>
+                    </pic:cNvPicPr>
+                  </pic:nvPicPr>
+                  <pic:blipFill>
+                    <a:blip r:embed="rId6">
+                      <a:extLst>
+                        <a:ext uri="{28A0092B-C50C-407E-A947-70E740481C1C}">
+                          <a14:useLocalDpi xmlns:a14="http://schemas.microsoft.com/office/drawing/2010/main" val="0"/>
+                        </a:ext>
+                      </a:extLst>
+                    </a:blip>
+                    <a:srcRect/>
+                    <a:stretch>
+                      <a:fillRect/>
+                    </a:stretch>
+                  </pic:blipFill>
+                  <pic:spPr bwMode="auto">
+                    <a:xfrm>
+                      <a:off x="0" y="0"/>
+                      <a:ext cx="5748655" cy="3903980"/>
+                    </a:xfrm>
+                    <a:prstGeom prst="rect">
+                      <a:avLst/>
+                    </a:prstGeom>
+                    <a:noFill/>
+                    <a:ln>
+                      <a:noFill/>
+                    </a:ln>
+                  </pic:spPr>
+                </pic:pic>
+              </a:graphicData>
+            </a:graphic>
+          </wp:inline>
+        </w:drawing>
       </w:r>
     </w:p>
     <w:p>
       <w:pPr>
-        <w:rPr>
-          <w:rFonts w:cs="TH Sarabun New"/>
-          <w:szCs w:val="32"/>
-        </w:rPr>
+        <w:pStyle w:val="picture"/>
       </w:pPr>
-      <w:bookmarkStart w:id="0" w:name="_Hlk225484426"/>
-      <w:r>
-        <w:rPr>
-          <w:rFonts w:cs="TH Sarabun New"/>
-          <w:szCs w:val="32"/>
-          <w:cs/>
-        </w:rPr>
-        <w:t xml:space="preserve">การพัฒนาเว็บแอปพลิเคชัน </w:t>
-      </w:r>
-      <w:r>
-        <w:rPr>
-          <w:rFonts w:cs="TH Sarabun New"/>
-          <w:szCs w:val="32"/>
-        </w:rPr>
-        <w:t xml:space="preserve">AI Chatbot Portal </w:t>
-      </w:r>
-      <w:r>
-        <w:rPr>
-          <w:rFonts w:cs="TH Sarabun New"/>
-          <w:szCs w:val="32"/>
-          <w:cs/>
-        </w:rPr>
-        <w:t>สำหรับสังเคราะห์คำตอบจากหน่วยงานภาครัฐ</w:t>
-      </w:r>
-      <w:bookmarkEnd w:id="0"/>
-      <w:r>
-        <w:rPr>
-          <w:rFonts w:cs="TH Sarabun New"/>
-          <w:szCs w:val="32"/>
-          <w:cs/>
-        </w:rPr>
-        <w:t xml:space="preserve"> ผู้จัดทำได้ศึกษา วิเคราะห์ และกำหนดแผนการดำเนินงานอย่างเป็นลำดับขั้นตอน เพื่อให้การพัฒนาระบบเป็นไปตามวัตถุประสงค์และขอบเขตที่ได้กำหนดไว้อย่างมีประสิทธิภาพ ในบทนี้จะกล่าวถึงรายละเอียดของวิธีการดำเนินงาน ซึ่งประกอบด้วย ขั้นตอนการดำเนินงานโดยรวม การออกแบบสถาปัตยกรรมของระบบ (</w:t>
-      </w:r>
-      <w:r>
-        <w:rPr>
-          <w:rFonts w:cs="TH Sarabun New"/>
-          <w:szCs w:val="32"/>
-        </w:rPr>
-        <w:t xml:space="preserve">System Architecture) </w:t>
-      </w:r>
-      <w:r>
-        <w:rPr>
-          <w:rFonts w:cs="TH Sarabun New"/>
-          <w:szCs w:val="32"/>
-          <w:cs/>
-        </w:rPr>
-        <w:t>การพัฒนาระบบในส่วนของหน้าบ้าน (</w:t>
-      </w:r>
-      <w:r>
-        <w:rPr>
-          <w:rFonts w:cs="TH Sarabun New"/>
-          <w:szCs w:val="32"/>
-        </w:rPr>
-        <w:t xml:space="preserve">Frontend) </w:t>
-      </w:r>
-      <w:r>
-        <w:rPr>
-          <w:rFonts w:cs="TH Sarabun New"/>
-          <w:szCs w:val="32"/>
-          <w:cs/>
-        </w:rPr>
-        <w:t>และหลังบ้าน (</w:t>
-      </w:r>
-      <w:r>
-        <w:rPr>
-          <w:rFonts w:cs="TH Sarabun New"/>
-          <w:szCs w:val="32"/>
-        </w:rPr>
-        <w:t xml:space="preserve">Backend) </w:t>
-      </w:r>
-      <w:r>
-        <w:rPr>
-          <w:rFonts w:cs="TH Sarabun New"/>
-          <w:szCs w:val="32"/>
-          <w:cs/>
-        </w:rPr>
-        <w:t>การออกแบบกลไกการทำงานของระบบตัวแทนอัจฉริยะแบบพหุคูณ (</w:t>
-      </w:r>
-      <w:r>
-        <w:rPr>
-          <w:rFonts w:cs="TH Sarabun New"/>
-          <w:szCs w:val="32"/>
-        </w:rPr>
-        <w:t xml:space="preserve">AI Multi-Agent System) </w:t>
-      </w:r>
-      <w:r>
-        <w:rPr>
-          <w:rFonts w:cs="TH Sarabun New"/>
-          <w:szCs w:val="32"/>
-          <w:cs/>
-        </w:rPr>
-        <w:t>ตลอดจนการรวบรวมเครื่องมือและเทคโนโลยีที่นำมาประยุกต์ใช้ในการพัฒนาและทดสอบระบบ โดยมีรายละเอียดการดำเนินงานในแต่ละขั้นตอนดังต่อไปนี้</w:t>
+      <w:r>
+        <w:rPr>
+          <w:cs/>
+        </w:rPr>
+        <w:t xml:space="preserve">ภาพที่ </w:t>
+      </w:r>
+      <w:r>
+        <w:t>3-1</w:t>
+      </w:r>
+      <w:r>
+        <w:rPr>
+          <w:rFonts w:hint="cs"/>
+          <w:cs/>
+        </w:rPr>
+        <w:t xml:space="preserve"> </w:t>
+      </w:r>
+      <w:r>
+        <w:t>Use Case Diagram</w:t>
       </w:r>
     </w:p>
     <w:p>
       <w:pPr>
+        <w:rPr>
+          <w:rFonts w:cs="TH Sarabun New"/>
+          <w:szCs w:val="32"/>
+        </w:rPr>
+      </w:pPr>
+      <w:r>
+        <w:rPr>
+          <w:rFonts w:cs="TH Sarabun New"/>
+          <w:szCs w:val="32"/>
+          <w:cs/>
+        </w:rPr>
+        <w:t xml:space="preserve">จากภาพที่ </w:t>
+      </w:r>
+      <w:r>
+        <w:rPr>
+          <w:rFonts w:cs="TH Sarabun New"/>
+          <w:szCs w:val="32"/>
+        </w:rPr>
+        <w:t>3-1</w:t>
+      </w:r>
+      <w:r>
+        <w:rPr>
+          <w:rFonts w:cs="TH Sarabun New" w:hint="cs"/>
+          <w:szCs w:val="32"/>
+          <w:cs/>
+        </w:rPr>
+        <w:t xml:space="preserve"> </w:t>
+      </w:r>
+      <w:r>
+        <w:rPr>
+          <w:rFonts w:cs="TH Sarabun New"/>
+          <w:szCs w:val="32"/>
+        </w:rPr>
+        <w:t xml:space="preserve">Use Case Diagram </w:t>
+      </w:r>
+      <w:r>
+        <w:rPr>
+          <w:rFonts w:cs="TH Sarabun New"/>
+          <w:szCs w:val="32"/>
+          <w:cs/>
+        </w:rPr>
+        <w:t xml:space="preserve">ของระบบ </w:t>
+      </w:r>
+      <w:r>
+        <w:rPr>
+          <w:rFonts w:cs="TH Sarabun New"/>
+          <w:szCs w:val="32"/>
+        </w:rPr>
+        <w:t xml:space="preserve">AI Chatbot Portal </w:t>
+      </w:r>
+      <w:r>
+        <w:rPr>
+          <w:rFonts w:cs="TH Sarabun New"/>
+          <w:szCs w:val="32"/>
+          <w:cs/>
+        </w:rPr>
+        <w:t>แสดงให้เห็นภาพรวมของผู้ใช้งานทั้งหมดและการโต้ตอบกับระบบ โดยระบบถูกออกแบบให้รองรับผู้ใช้งาน 2 กลุ่มหลักและระบบ</w:t>
+      </w:r>
+      <w:r>
+        <w:rPr>
+          <w:rFonts w:cs="TH Sarabun New"/>
+          <w:szCs w:val="32"/>
+          <w:cs/>
+        </w:rPr>
+        <w:lastRenderedPageBreak/>
+        <w:t xml:space="preserve">ภายนอก 2 ระบบ ได้แก่ ประชาชนทั่วไป เจ้าหน้าที่ภาครัฐ ระบบ </w:t>
+      </w:r>
+      <w:r>
+        <w:rPr>
+          <w:rFonts w:cs="TH Sarabun New"/>
+          <w:szCs w:val="32"/>
+        </w:rPr>
+        <w:t xml:space="preserve">AI (LLM) </w:t>
+      </w:r>
+      <w:r>
+        <w:rPr>
+          <w:rFonts w:cs="TH Sarabun New"/>
+          <w:szCs w:val="32"/>
+          <w:cs/>
+        </w:rPr>
+        <w:t xml:space="preserve">และหน่วยงานภาครัฐที่เชื่อมต่อผ่าน </w:t>
+      </w:r>
+      <w:r>
+        <w:rPr>
+          <w:rFonts w:cs="TH Sarabun New"/>
+          <w:szCs w:val="32"/>
+        </w:rPr>
+        <w:t>API</w:t>
+      </w:r>
+    </w:p>
+    <w:p>
+      <w:pPr>
+        <w:rPr>
+          <w:rFonts w:cs="TH Sarabun New"/>
+          <w:szCs w:val="32"/>
+        </w:rPr>
+      </w:pPr>
+      <w:r>
+        <w:rPr>
+          <w:rFonts w:cs="TH Sarabun New"/>
+          <w:szCs w:val="32"/>
+          <w:cs/>
+        </w:rPr>
+        <w:t xml:space="preserve">ประชาชน มีสิทธิ์เข้าถึง </w:t>
+      </w:r>
+      <w:r>
+        <w:rPr>
+          <w:rFonts w:cs="TH Sarabun New"/>
+          <w:szCs w:val="32"/>
+        </w:rPr>
+        <w:t xml:space="preserve">Public Portal </w:t>
+      </w:r>
+      <w:r>
+        <w:rPr>
+          <w:rFonts w:cs="TH Sarabun New"/>
+          <w:szCs w:val="32"/>
+          <w:cs/>
+        </w:rPr>
+        <w:t xml:space="preserve">โดยไม่ต้องเข้าสู่ระบบ สามารถดูข้อมูลหน่วยงาน สอบถามข้อมูลผ่าน </w:t>
+      </w:r>
+      <w:r>
+        <w:rPr>
+          <w:rFonts w:cs="TH Sarabun New"/>
+          <w:szCs w:val="32"/>
+        </w:rPr>
+        <w:t xml:space="preserve">Chatbot </w:t>
+      </w:r>
+      <w:r>
+        <w:rPr>
+          <w:rFonts w:cs="TH Sarabun New"/>
+          <w:szCs w:val="32"/>
+          <w:cs/>
+        </w:rPr>
+        <w:t xml:space="preserve">และรับคำตอบที่สังเคราะห์จากหลายหน่วยงานพร้อมแหล่งอ้างอิง นอกจากนี้ยังสามารถให้ </w:t>
+      </w:r>
+      <w:r>
+        <w:rPr>
+          <w:rFonts w:cs="TH Sarabun New"/>
+          <w:szCs w:val="32"/>
+        </w:rPr>
+        <w:t xml:space="preserve">Feedback </w:t>
+      </w:r>
+      <w:r>
+        <w:rPr>
+          <w:rFonts w:cs="TH Sarabun New"/>
+          <w:szCs w:val="32"/>
+          <w:cs/>
+        </w:rPr>
+        <w:t xml:space="preserve">ต่อคำตอบที่ได้รับในรูปแบบของ </w:t>
+      </w:r>
+      <w:r>
+        <w:rPr>
+          <w:rFonts w:cs="TH Sarabun New"/>
+          <w:szCs w:val="32"/>
+        </w:rPr>
+        <w:t xml:space="preserve">Rating </w:t>
+      </w:r>
+      <w:r>
+        <w:rPr>
+          <w:rFonts w:cs="TH Sarabun New"/>
+          <w:szCs w:val="32"/>
+          <w:cs/>
+        </w:rPr>
+        <w:t xml:space="preserve">ซึ่งเป็น </w:t>
+      </w:r>
+      <w:r>
+        <w:rPr>
+          <w:rFonts w:cs="TH Sarabun New"/>
+          <w:szCs w:val="32"/>
+        </w:rPr>
+        <w:t xml:space="preserve">Use Case </w:t>
+      </w:r>
+      <w:r>
+        <w:rPr>
+          <w:rFonts w:cs="TH Sarabun New"/>
+          <w:szCs w:val="32"/>
+          <w:cs/>
+        </w:rPr>
+        <w:t xml:space="preserve">แบบ </w:t>
+      </w:r>
+      <w:r>
+        <w:rPr>
+          <w:rFonts w:cs="TH Sarabun New"/>
+          <w:szCs w:val="32"/>
+        </w:rPr>
+        <w:t xml:space="preserve">&lt;&gt; </w:t>
+      </w:r>
+      <w:r>
+        <w:rPr>
+          <w:rFonts w:cs="TH Sarabun New"/>
+          <w:szCs w:val="32"/>
+          <w:cs/>
+        </w:rPr>
+        <w:t>ที่เกิดขึ้นได้ในบางเงื่อนไข</w:t>
+      </w:r>
+    </w:p>
+    <w:p>
+      <w:pPr>
+        <w:rPr>
+          <w:rFonts w:cs="TH Sarabun New"/>
+          <w:szCs w:val="32"/>
+        </w:rPr>
+      </w:pPr>
+      <w:r>
+        <w:rPr>
+          <w:rFonts w:cs="TH Sarabun New"/>
+          <w:szCs w:val="32"/>
+          <w:cs/>
+        </w:rPr>
+        <w:t xml:space="preserve">เจ้าหน้าที่ ต้องผ่านการเข้าสู่ระบบก่อน จึงจะสามารถเข้าถึง </w:t>
+      </w:r>
+      <w:r>
+        <w:rPr>
+          <w:rFonts w:cs="TH Sarabun New"/>
+          <w:szCs w:val="32"/>
+        </w:rPr>
+        <w:t xml:space="preserve">Admin Portal </w:t>
+      </w:r>
+      <w:r>
+        <w:rPr>
+          <w:rFonts w:cs="TH Sarabun New"/>
+          <w:szCs w:val="32"/>
+          <w:cs/>
+        </w:rPr>
+        <w:t xml:space="preserve">ที่มีความสามารถครบถ้วนกว่า ได้แก่ การดู </w:t>
+      </w:r>
+      <w:r>
+        <w:rPr>
+          <w:rFonts w:cs="TH Sarabun New"/>
+          <w:szCs w:val="32"/>
+        </w:rPr>
+        <w:t xml:space="preserve">Dashboard </w:t>
+      </w:r>
+      <w:r>
+        <w:rPr>
+          <w:rFonts w:cs="TH Sarabun New"/>
+          <w:szCs w:val="32"/>
+          <w:cs/>
+        </w:rPr>
+        <w:t>วิเคราะห์สถิติ การจัดการข้อมูลหน่วยงาน (</w:t>
+      </w:r>
+      <w:r>
+        <w:rPr>
+          <w:rFonts w:cs="TH Sarabun New"/>
+          <w:szCs w:val="32"/>
+        </w:rPr>
+        <w:t xml:space="preserve">CRUD) </w:t>
+      </w:r>
+      <w:r>
+        <w:rPr>
+          <w:rFonts w:cs="TH Sarabun New"/>
+          <w:szCs w:val="32"/>
+          <w:cs/>
+        </w:rPr>
+        <w:t xml:space="preserve">รวมถึงการทดสอบการเชื่อมต่อกับหน่วยงาน การสนทนากับ </w:t>
+      </w:r>
+      <w:r>
+        <w:rPr>
+          <w:rFonts w:cs="TH Sarabun New"/>
+          <w:szCs w:val="32"/>
+        </w:rPr>
+        <w:t xml:space="preserve">AI </w:t>
+      </w:r>
+      <w:r>
+        <w:rPr>
+          <w:rFonts w:cs="TH Sarabun New"/>
+          <w:szCs w:val="32"/>
+          <w:cs/>
+        </w:rPr>
+        <w:t xml:space="preserve">แบบเห็น </w:t>
+      </w:r>
+      <w:r>
+        <w:rPr>
+          <w:rFonts w:cs="TH Sarabun New"/>
+          <w:szCs w:val="32"/>
+        </w:rPr>
+        <w:t xml:space="preserve">Agent Steps </w:t>
+      </w:r>
+      <w:r>
+        <w:rPr>
+          <w:rFonts w:cs="TH Sarabun New"/>
+          <w:szCs w:val="32"/>
+          <w:cs/>
+        </w:rPr>
+        <w:t xml:space="preserve">และการจัดการประวัติการสนทนา ทั้งการค้นหา ลบ และ </w:t>
+      </w:r>
+      <w:r>
+        <w:rPr>
+          <w:rFonts w:cs="TH Sarabun New"/>
+          <w:szCs w:val="32"/>
+        </w:rPr>
+        <w:t xml:space="preserve">Export </w:t>
+      </w:r>
+      <w:r>
+        <w:rPr>
+          <w:rFonts w:cs="TH Sarabun New"/>
+          <w:szCs w:val="32"/>
+          <w:cs/>
+        </w:rPr>
+        <w:t xml:space="preserve">เป็น </w:t>
+      </w:r>
+      <w:r>
+        <w:rPr>
+          <w:rFonts w:cs="TH Sarabun New"/>
+          <w:szCs w:val="32"/>
+        </w:rPr>
+        <w:t>PDF</w:t>
+      </w:r>
+    </w:p>
+    <w:p>
+      <w:pPr>
+        <w:rPr>
+          <w:rFonts w:cs="TH Sarabun New"/>
+          <w:szCs w:val="32"/>
+        </w:rPr>
+      </w:pPr>
+      <w:r>
+        <w:rPr>
+          <w:rFonts w:cs="TH Sarabun New"/>
+          <w:szCs w:val="32"/>
+          <w:cs/>
+        </w:rPr>
+        <w:t xml:space="preserve">ความสัมพันธ์ </w:t>
+      </w:r>
+      <w:r>
+        <w:rPr>
+          <w:rFonts w:cs="TH Sarabun New"/>
+          <w:szCs w:val="32"/>
+        </w:rPr>
+        <w:t>&lt;</w:t>
+      </w:r>
+      <w:r>
+        <w:t xml:space="preserve"> </w:t>
+      </w:r>
+      <w:r>
+        <w:rPr>
+          <w:rFonts w:cs="TH Sarabun New"/>
+          <w:szCs w:val="32"/>
+        </w:rPr>
+        <w:t xml:space="preserve">include &gt; </w:t>
+      </w:r>
+      <w:r>
+        <w:rPr>
+          <w:rFonts w:cs="TH Sarabun New"/>
+          <w:szCs w:val="32"/>
+          <w:cs/>
+        </w:rPr>
+        <w:t xml:space="preserve">ที่สำคัญในระบบคือกระบวนการของ </w:t>
+      </w:r>
+      <w:r>
+        <w:rPr>
+          <w:rFonts w:cs="TH Sarabun New"/>
+          <w:szCs w:val="32"/>
+        </w:rPr>
+        <w:t xml:space="preserve">AI </w:t>
+      </w:r>
+      <w:r>
+        <w:rPr>
+          <w:rFonts w:cs="TH Sarabun New"/>
+          <w:szCs w:val="32"/>
+          <w:cs/>
+        </w:rPr>
+        <w:t xml:space="preserve">ซึ่งทุกครั้งที่มีการสอบถามข้อมูลจะต้องผ่านขั้นตอนที่ต่อเนื่องกันอย่างบังคับ ได้แก่ การตรวจจับหน่วยงานจาก </w:t>
+      </w:r>
+      <w:r>
+        <w:rPr>
+          <w:rFonts w:cs="TH Sarabun New"/>
+          <w:szCs w:val="32"/>
+        </w:rPr>
+        <w:t xml:space="preserve">Keyword </w:t>
+      </w:r>
+      <w:r>
+        <w:rPr>
+          <w:rFonts w:cs="TH Sarabun New"/>
+          <w:szCs w:val="32"/>
+          <w:cs/>
+        </w:rPr>
+        <w:t xml:space="preserve">การ </w:t>
+      </w:r>
+      <w:r>
+        <w:rPr>
+          <w:rFonts w:cs="TH Sarabun New"/>
+          <w:szCs w:val="32"/>
+        </w:rPr>
+        <w:t xml:space="preserve">Route </w:t>
+      </w:r>
+      <w:r>
+        <w:rPr>
+          <w:rFonts w:cs="TH Sarabun New"/>
+          <w:szCs w:val="32"/>
+          <w:cs/>
+        </w:rPr>
+        <w:t xml:space="preserve">คำถามด้วย </w:t>
+      </w:r>
+      <w:proofErr w:type="spellStart"/>
+      <w:r>
+        <w:rPr>
+          <w:rFonts w:cs="TH Sarabun New"/>
+          <w:szCs w:val="32"/>
+        </w:rPr>
+        <w:t>LangGraph</w:t>
+      </w:r>
+      <w:proofErr w:type="spellEnd"/>
+      <w:r>
+        <w:rPr>
+          <w:rFonts w:cs="TH Sarabun New"/>
+          <w:szCs w:val="32"/>
+        </w:rPr>
+        <w:t xml:space="preserve"> </w:t>
+      </w:r>
+      <w:r>
+        <w:rPr>
+          <w:rFonts w:cs="TH Sarabun New"/>
+          <w:szCs w:val="32"/>
+          <w:cs/>
+        </w:rPr>
+        <w:t xml:space="preserve">การ </w:t>
+      </w:r>
+      <w:r>
+        <w:rPr>
+          <w:rFonts w:cs="TH Sarabun New"/>
+          <w:szCs w:val="32"/>
+        </w:rPr>
+        <w:t xml:space="preserve">Query </w:t>
+      </w:r>
+      <w:r>
+        <w:rPr>
+          <w:rFonts w:cs="TH Sarabun New"/>
+          <w:szCs w:val="32"/>
+          <w:cs/>
+        </w:rPr>
+        <w:t xml:space="preserve">หน่วยงานแบบ </w:t>
+      </w:r>
+      <w:r>
+        <w:rPr>
+          <w:rFonts w:cs="TH Sarabun New"/>
+          <w:szCs w:val="32"/>
+        </w:rPr>
+        <w:t xml:space="preserve">Parallel </w:t>
+      </w:r>
+      <w:r>
+        <w:rPr>
+          <w:rFonts w:cs="TH Sarabun New"/>
+          <w:szCs w:val="32"/>
+          <w:cs/>
+        </w:rPr>
+        <w:t xml:space="preserve">ด้วย </w:t>
+      </w:r>
+      <w:proofErr w:type="spellStart"/>
+      <w:r>
+        <w:rPr>
+          <w:rFonts w:cs="TH Sarabun New"/>
+          <w:szCs w:val="32"/>
+        </w:rPr>
+        <w:t>asyncio.gather</w:t>
+      </w:r>
+      <w:proofErr w:type="spellEnd"/>
+      <w:r>
+        <w:rPr>
+          <w:rFonts w:cs="TH Sarabun New"/>
+          <w:szCs w:val="32"/>
+        </w:rPr>
+        <w:t xml:space="preserve">() </w:t>
+      </w:r>
+      <w:r>
+        <w:rPr>
+          <w:rFonts w:cs="TH Sarabun New"/>
+          <w:szCs w:val="32"/>
+          <w:cs/>
+        </w:rPr>
+        <w:t xml:space="preserve">การสังเคราะห์คำตอบด้วย </w:t>
+      </w:r>
+      <w:r>
+        <w:rPr>
+          <w:rFonts w:cs="TH Sarabun New"/>
+          <w:szCs w:val="32"/>
+        </w:rPr>
+        <w:t xml:space="preserve">LLM </w:t>
+      </w:r>
+      <w:r>
+        <w:rPr>
+          <w:rFonts w:cs="TH Sarabun New"/>
+          <w:szCs w:val="32"/>
+          <w:cs/>
+        </w:rPr>
+        <w:t xml:space="preserve">และการบันทึกการสนทนาลงฐานข้อมูล ขั้นตอนเหล่านี้เกิดขึ้นทุกครั้งโดยผู้ใช้จะเห็นเป็น </w:t>
+      </w:r>
+      <w:r>
+        <w:rPr>
+          <w:rFonts w:cs="TH Sarabun New"/>
+          <w:szCs w:val="32"/>
+        </w:rPr>
+        <w:t xml:space="preserve">Agent Steps </w:t>
+      </w:r>
+      <w:r>
+        <w:rPr>
+          <w:rFonts w:cs="TH Sarabun New"/>
+          <w:szCs w:val="32"/>
+          <w:cs/>
+        </w:rPr>
+        <w:t>บนหน้าจอ</w:t>
+      </w:r>
+    </w:p>
+    <w:p>
+      <w:pPr>
+        <w:rPr>
+          <w:rFonts w:cs="TH Sarabun New"/>
+          <w:szCs w:val="32"/>
+        </w:rPr>
+      </w:pPr>
+      <w:r>
+        <w:rPr>
+          <w:rFonts w:cs="TH Sarabun New"/>
+          <w:szCs w:val="32"/>
+          <w:cs/>
+        </w:rPr>
+        <w:t xml:space="preserve">ความสัมพันธ์ </w:t>
+      </w:r>
+      <w:r>
+        <w:rPr>
+          <w:rFonts w:cs="TH Sarabun New"/>
+          <w:szCs w:val="32"/>
+        </w:rPr>
+        <w:t>&lt;</w:t>
+      </w:r>
+      <w:r>
+        <w:t xml:space="preserve"> </w:t>
+      </w:r>
+      <w:r>
+        <w:rPr>
+          <w:rFonts w:cs="TH Sarabun New"/>
+          <w:szCs w:val="32"/>
+        </w:rPr>
+        <w:t xml:space="preserve">extend &gt; </w:t>
+      </w:r>
+      <w:r>
+        <w:rPr>
+          <w:rFonts w:cs="TH Sarabun New"/>
+          <w:szCs w:val="32"/>
+          <w:cs/>
+        </w:rPr>
+        <w:t xml:space="preserve">ได้แก่ การส่ง </w:t>
+      </w:r>
+      <w:r>
+        <w:rPr>
+          <w:rFonts w:cs="TH Sarabun New"/>
+          <w:szCs w:val="32"/>
+        </w:rPr>
+        <w:t xml:space="preserve">Feedback </w:t>
+      </w:r>
+      <w:r>
+        <w:rPr>
+          <w:rFonts w:cs="TH Sarabun New"/>
+          <w:szCs w:val="32"/>
+          <w:cs/>
+        </w:rPr>
+        <w:t xml:space="preserve">ที่เกิดขึ้นหลังจากได้รับคำตอบเท่านั้น การทดสอบการเชื่อมต่อที่เกิดขึ้นระหว่างการจัดการหน่วยงาน รวมถึงการลบและ </w:t>
+      </w:r>
+      <w:r>
+        <w:rPr>
+          <w:rFonts w:cs="TH Sarabun New"/>
+          <w:szCs w:val="32"/>
+        </w:rPr>
+        <w:t xml:space="preserve">Export </w:t>
+      </w:r>
+      <w:r>
+        <w:rPr>
+          <w:rFonts w:cs="TH Sarabun New"/>
+          <w:szCs w:val="32"/>
+          <w:cs/>
+        </w:rPr>
+        <w:t>ประวัติที่เป็นทางเลือกเสริมจากการดูประวัติการสนทนา</w:t>
+      </w:r>
+    </w:p>
+    <w:p>
+      <w:pPr>
+        <w:rPr>
+          <w:rFonts w:cs="TH Sarabun New"/>
+          <w:szCs w:val="32"/>
+          <w:cs/>
+        </w:rPr>
+      </w:pPr>
+      <w:r>
+        <w:rPr>
+          <w:rFonts w:cs="TH Sarabun New"/>
+          <w:szCs w:val="32"/>
+          <w:cs/>
+        </w:rPr>
+        <w:t xml:space="preserve">โดยรวมแล้ว ระบบมี </w:t>
+      </w:r>
+      <w:r>
+        <w:rPr>
+          <w:rFonts w:cs="TH Sarabun New"/>
+          <w:szCs w:val="32"/>
+        </w:rPr>
+        <w:t xml:space="preserve">Use Case </w:t>
+      </w:r>
+      <w:r>
+        <w:rPr>
+          <w:rFonts w:cs="TH Sarabun New"/>
+          <w:szCs w:val="32"/>
+          <w:cs/>
+        </w:rPr>
+        <w:t xml:space="preserve">ทั้งหมด 21 รายการ แบ่งออกเป็น 4 กลุ่มตามขอบเขตการทำงาน คือ </w:t>
+      </w:r>
+      <w:r>
+        <w:rPr>
+          <w:rFonts w:cs="TH Sarabun New"/>
+          <w:szCs w:val="32"/>
+        </w:rPr>
+        <w:t>Public Portal (</w:t>
+      </w:r>
+      <w:r>
+        <w:rPr>
+          <w:rFonts w:cs="TH Sarabun New"/>
+          <w:szCs w:val="32"/>
+          <w:cs/>
+        </w:rPr>
+        <w:t>4)</w:t>
+      </w:r>
+      <w:r>
+        <w:rPr>
+          <w:rFonts w:cs="TH Sarabun New"/>
+          <w:szCs w:val="32"/>
+        </w:rPr>
+        <w:t>, Authentication (</w:t>
+      </w:r>
+      <w:r>
+        <w:rPr>
+          <w:rFonts w:cs="TH Sarabun New"/>
+          <w:szCs w:val="32"/>
+          <w:cs/>
+        </w:rPr>
+        <w:t>3)</w:t>
+      </w:r>
+      <w:r>
+        <w:rPr>
+          <w:rFonts w:cs="TH Sarabun New"/>
+          <w:szCs w:val="32"/>
+        </w:rPr>
+        <w:t>, Admin Portal (</w:t>
+      </w:r>
+      <w:r>
+        <w:rPr>
+          <w:rFonts w:cs="TH Sarabun New"/>
+          <w:szCs w:val="32"/>
+          <w:cs/>
+        </w:rPr>
+        <w:t xml:space="preserve">9) และ </w:t>
+      </w:r>
+      <w:r>
+        <w:rPr>
+          <w:rFonts w:cs="TH Sarabun New"/>
+          <w:szCs w:val="32"/>
+        </w:rPr>
+        <w:t>AI Processing (</w:t>
+      </w:r>
+      <w:r>
+        <w:rPr>
+          <w:rFonts w:cs="TH Sarabun New"/>
+          <w:szCs w:val="32"/>
+          <w:cs/>
+        </w:rPr>
+        <w:t xml:space="preserve">5) ซึ่งสะท้อนถึงความซับซ้อนของระบบที่ต้องรองรับทั้งผู้ใช้งานทั่วไปและการประมวลผล </w:t>
+      </w:r>
+      <w:r>
+        <w:rPr>
+          <w:rFonts w:cs="TH Sarabun New"/>
+          <w:szCs w:val="32"/>
+        </w:rPr>
+        <w:t xml:space="preserve">AI </w:t>
+      </w:r>
+      <w:r>
+        <w:rPr>
+          <w:rFonts w:cs="TH Sarabun New"/>
+          <w:szCs w:val="32"/>
+          <w:cs/>
+        </w:rPr>
+        <w:t xml:space="preserve">แบบ </w:t>
+      </w:r>
+      <w:r>
+        <w:rPr>
+          <w:rFonts w:cs="TH Sarabun New"/>
+          <w:szCs w:val="32"/>
+        </w:rPr>
+        <w:t xml:space="preserve">Multi-Agent </w:t>
+      </w:r>
+      <w:r>
+        <w:rPr>
+          <w:rFonts w:cs="TH Sarabun New"/>
+          <w:szCs w:val="32"/>
+          <w:cs/>
+        </w:rPr>
+        <w:t>ในเวลาเดียวกัน</w:t>
+      </w:r>
+    </w:p>
+    <w:p>
+      <w:pPr>
+        <w:pStyle w:val="Heading2"/>
+      </w:pPr>
+      <w:r>
+        <w:t>3.2 Use Case Description</w:t>
+      </w:r>
+    </w:p>
+    <w:p>
+      <w:pPr>
+        <w:pStyle w:val="Heading2"/>
+      </w:pPr>
+      <w:r>
+        <w:t>3.3 Activity Diagram</w:t>
+      </w:r>
+    </w:p>
+    <w:p>
+      <w:pPr>
+        <w:rPr>
+          <w:rFonts w:cs="TH Sarabun New"/>
+          <w:szCs w:val="32"/>
+          <w:cs/>
+        </w:rPr>
+      </w:pPr>
+      <w:r>
+        <w:rPr>
+          <w:rFonts w:cs="TH Sarabun New"/>
+          <w:szCs w:val="32"/>
+          <w:cs/>
+        </w:rPr>
+        <w:t xml:space="preserve">จาก </w:t>
+      </w:r>
+      <w:r>
+        <w:rPr>
+          <w:rFonts w:cs="TH Sarabun New"/>
+          <w:szCs w:val="32"/>
+        </w:rPr>
+        <w:t xml:space="preserve">Use Case Diagram </w:t>
+      </w:r>
+      <w:r>
+        <w:rPr>
+          <w:rFonts w:cs="TH Sarabun New"/>
+          <w:szCs w:val="32"/>
+          <w:cs/>
+        </w:rPr>
+        <w:t xml:space="preserve">ต่าง ๆ ในข้อข้อ </w:t>
+      </w:r>
+      <w:r>
+        <w:rPr>
+          <w:rFonts w:cs="TH Sarabun New"/>
+          <w:szCs w:val="32"/>
+        </w:rPr>
+        <w:t>3.2</w:t>
+      </w:r>
+      <w:r>
+        <w:rPr>
+          <w:rFonts w:cs="TH Sarabun New"/>
+          <w:szCs w:val="32"/>
+          <w:cs/>
+        </w:rPr>
+        <w:t xml:space="preserve"> สามารถทำมาสร้าง </w:t>
+      </w:r>
+      <w:r>
+        <w:rPr>
+          <w:rFonts w:cs="TH Sarabun New"/>
+          <w:szCs w:val="32"/>
+        </w:rPr>
+        <w:t xml:space="preserve">Activity Diagram </w:t>
+      </w:r>
+      <w:r>
+        <w:rPr>
+          <w:rFonts w:cs="TH Sarabun New"/>
+          <w:szCs w:val="32"/>
+          <w:cs/>
+        </w:rPr>
+        <w:t>ได้ดังต่อไปน</w:t>
+      </w:r>
+      <w:r>
+        <w:rPr>
+          <w:rFonts w:cs="TH Sarabun New" w:hint="cs"/>
+          <w:szCs w:val="32"/>
+          <w:cs/>
+        </w:rPr>
+        <w:t>ี้</w:t>
+      </w:r>
+    </w:p>
+    <w:p>
+      <w:pPr>
+        <w:pStyle w:val="Heading2"/>
+      </w:pPr>
+      <w:r>
+        <w:t xml:space="preserve">3.4 Sequence </w:t>
+      </w:r>
+      <w:r>
+        <w:t>Diagram</w:t>
+      </w:r>
+    </w:p>
+    <w:p>
+      <w:pPr>
+        <w:rPr>
+          <w:rFonts w:cs="TH Sarabun New"/>
+          <w:szCs w:val="32"/>
+        </w:rPr>
+      </w:pPr>
+      <w:r>
+        <w:rPr>
+          <w:rFonts w:cs="TH Sarabun New"/>
+          <w:szCs w:val="32"/>
+        </w:rPr>
+        <w:t>Sequence</w:t>
+      </w:r>
+      <w:r>
+        <w:rPr>
+          <w:rFonts w:cs="TH Sarabun New"/>
+          <w:szCs w:val="32"/>
+        </w:rPr>
+        <w:t xml:space="preserve"> </w:t>
+      </w:r>
+      <w:r>
+        <w:rPr>
+          <w:rFonts w:cs="TH Sarabun New"/>
+          <w:szCs w:val="32"/>
+        </w:rPr>
+        <w:t>Diagram</w:t>
+      </w:r>
+      <w:r>
+        <w:rPr>
+          <w:rFonts w:cs="TH Sarabun New"/>
+          <w:szCs w:val="32"/>
+        </w:rPr>
+        <w:t xml:space="preserve"> </w:t>
+      </w:r>
+      <w:r>
+        <w:rPr>
+          <w:rFonts w:cs="TH Sarabun New"/>
+          <w:szCs w:val="32"/>
+          <w:cs/>
+        </w:rPr>
+        <w:t xml:space="preserve">เป็นแผนภาพที่แสดงให้เห็นถึงการปฏิสัมพันธ์ระหว่างอ็อบเจ็กต์ของคลาส โดยเฉพาะการส่ง </w:t>
+      </w:r>
+      <w:r>
+        <w:rPr>
+          <w:rFonts w:cs="TH Sarabun New"/>
+          <w:szCs w:val="32"/>
+        </w:rPr>
+        <w:t xml:space="preserve">message </w:t>
+      </w:r>
+      <w:r>
+        <w:rPr>
+          <w:rFonts w:cs="TH Sarabun New"/>
+          <w:szCs w:val="32"/>
+          <w:cs/>
+        </w:rPr>
+        <w:t xml:space="preserve">ระหว่างอ็อบเจ็กต์ตามลําดับเวลาที่เกิดเหตุการณ์ โดย </w:t>
+      </w:r>
+      <w:r>
+        <w:rPr>
+          <w:rFonts w:cs="TH Sarabun New"/>
+          <w:szCs w:val="32"/>
+        </w:rPr>
+        <w:t>Sequence</w:t>
+      </w:r>
+      <w:r>
+        <w:rPr>
+          <w:rFonts w:cs="TH Sarabun New"/>
+          <w:szCs w:val="32"/>
+        </w:rPr>
+        <w:t xml:space="preserve"> </w:t>
+      </w:r>
+      <w:r>
+        <w:rPr>
+          <w:rFonts w:cs="TH Sarabun New"/>
+          <w:szCs w:val="32"/>
+        </w:rPr>
+        <w:t xml:space="preserve">Diagram </w:t>
+      </w:r>
+      <w:r>
+        <w:rPr>
+          <w:rFonts w:cs="TH Sarabun New"/>
+          <w:szCs w:val="32"/>
+          <w:cs/>
+        </w:rPr>
+        <w:t xml:space="preserve">ของการพัฒนาเว็บแอปพลิเคชัน </w:t>
+      </w:r>
+      <w:r>
+        <w:rPr>
+          <w:rFonts w:cs="TH Sarabun New"/>
+          <w:szCs w:val="32"/>
+        </w:rPr>
+        <w:t xml:space="preserve">AI Chatbot Portal </w:t>
+      </w:r>
+      <w:r>
+        <w:rPr>
+          <w:rFonts w:cs="TH Sarabun New"/>
+          <w:szCs w:val="32"/>
+          <w:cs/>
+        </w:rPr>
+        <w:t>สำหรับสังเคราะห์คำตอบจากหน่วยงานภาครัฐ มีดังต่อไปนี้</w:t>
+      </w:r>
+    </w:p>
+    <w:p>
+      <w:pPr>
+        <w:pStyle w:val="Heading2"/>
+      </w:pPr>
+      <w:r>
+        <w:t>3.5 Class Diagram</w:t>
+      </w:r>
+    </w:p>
+    <w:p>
+      <w:pPr>
+        <w:pStyle w:val="Heading2"/>
+        <w:rPr>
+          <w:cs/>
+        </w:rPr>
+      </w:pPr>
+      <w:r>
+        <w:t xml:space="preserve">3.6 </w:t>
+      </w:r>
+      <w:r>
+        <w:rPr>
+          <w:cs/>
+        </w:rPr>
+        <w:t>การออกแบบส่วนติดต่อกับผู้ใช้</w:t>
+      </w:r>
+    </w:p>
+    <w:p>
+      <w:pPr>
+        <w:spacing w:after="160" w:line="278" w:lineRule="auto"/>
         <w:ind w:firstLine="0"/>
+        <w:contextualSpacing w:val="0"/>
+        <w:jc w:val="left"/>
         <w:rPr>
           <w:rFonts w:cs="TH Sarabun New"/>
           <w:b/>
@@ -172,327 +1190,120 @@
           <w:szCs w:val="36"/>
         </w:rPr>
       </w:pPr>
-      <w:r>
-        <w:rPr>
-          <w:rFonts w:cs="TH Sarabun New"/>
-          <w:b/>
-          <w:bCs/>
-          <w:sz w:val="36"/>
-          <w:szCs w:val="36"/>
-        </w:rPr>
-        <w:t>3.1 Use Case Diagram</w:t>
-      </w:r>
-    </w:p>
-    <w:p>
-      <w:pPr>
-        <w:rPr>
-          <w:rFonts w:cs="TH Sarabun New"/>
-          <w:szCs w:val="32"/>
-        </w:rPr>
-      </w:pPr>
-      <w:r>
-        <w:rPr>
-          <w:rFonts w:cs="TH Sarabun New"/>
-          <w:szCs w:val="32"/>
-          <w:cs/>
-        </w:rPr>
-        <w:t xml:space="preserve">การออกแบบ </w:t>
-      </w:r>
-      <w:r>
-        <w:rPr>
-          <w:rFonts w:cs="TH Sarabun New"/>
-          <w:szCs w:val="32"/>
-        </w:rPr>
-        <w:t xml:space="preserve">Use Case Diagram </w:t>
-      </w:r>
-      <w:r>
-        <w:rPr>
-          <w:rFonts w:cs="TH Sarabun New"/>
-          <w:szCs w:val="32"/>
-          <w:cs/>
-        </w:rPr>
-        <w:t>เป็นเทคนิคในการสร้างแบบจำลอง เพื่อใช้อธิบายการทำงานของผู้ใช้ระบบ</w:t>
-      </w:r>
-    </w:p>
-    <w:p>
-      <w:pPr>
-        <w:ind w:firstLine="0"/>
-        <w:rPr>
-          <w:rFonts w:cs="TH Sarabun New"/>
-          <w:b/>
-          <w:bCs/>
-          <w:sz w:val="36"/>
-          <w:szCs w:val="36"/>
-        </w:rPr>
-      </w:pPr>
-      <w:r>
-        <w:rPr>
-          <w:rFonts w:cs="TH Sarabun New"/>
-          <w:b/>
-          <w:bCs/>
-          <w:sz w:val="36"/>
-          <w:szCs w:val="36"/>
-        </w:rPr>
-        <w:t>3.2 Use Case Description</w:t>
-      </w:r>
-    </w:p>
-    <w:p>
-      <w:pPr>
-        <w:ind w:firstLine="0"/>
-        <w:rPr>
-          <w:rFonts w:cs="TH Sarabun New"/>
-          <w:b/>
-          <w:bCs/>
-          <w:sz w:val="36"/>
-          <w:szCs w:val="36"/>
-        </w:rPr>
-      </w:pPr>
-      <w:r>
-        <w:rPr>
-          <w:rFonts w:cs="TH Sarabun New"/>
-          <w:b/>
-          <w:bCs/>
-          <w:sz w:val="36"/>
-          <w:szCs w:val="36"/>
-        </w:rPr>
-        <w:t>3.3 Activity Diagram</w:t>
-      </w:r>
-    </w:p>
-    <w:p>
-      <w:pPr>
-        <w:rPr>
-          <w:rFonts w:cs="TH Sarabun New"/>
-          <w:szCs w:val="32"/>
-          <w:cs/>
-        </w:rPr>
-      </w:pPr>
-      <w:r>
-        <w:rPr>
-          <w:rFonts w:cs="TH Sarabun New"/>
-          <w:szCs w:val="32"/>
-          <w:cs/>
-        </w:rPr>
-        <w:t xml:space="preserve">จาก </w:t>
-      </w:r>
-      <w:r>
-        <w:rPr>
-          <w:rFonts w:cs="TH Sarabun New"/>
-          <w:szCs w:val="32"/>
-        </w:rPr>
-        <w:t xml:space="preserve">Use Case Diagram </w:t>
-      </w:r>
-      <w:r>
-        <w:rPr>
-          <w:rFonts w:cs="TH Sarabun New"/>
-          <w:szCs w:val="32"/>
-          <w:cs/>
-        </w:rPr>
-        <w:t xml:space="preserve">ต่าง ๆ ในข้อข้อ </w:t>
-      </w:r>
-      <w:r>
-        <w:rPr>
-          <w:rFonts w:cs="TH Sarabun New"/>
-          <w:szCs w:val="32"/>
-        </w:rPr>
-        <w:t>3.2</w:t>
-      </w:r>
-      <w:r>
-        <w:rPr>
-          <w:rFonts w:cs="TH Sarabun New"/>
-          <w:szCs w:val="32"/>
-          <w:cs/>
-        </w:rPr>
-        <w:t xml:space="preserve"> สามารถทำมาสร้าง </w:t>
-      </w:r>
-      <w:r>
-        <w:rPr>
-          <w:rFonts w:cs="TH Sarabun New"/>
-          <w:szCs w:val="32"/>
-        </w:rPr>
-        <w:t xml:space="preserve">Activity Diagram </w:t>
-      </w:r>
-      <w:r>
-        <w:rPr>
-          <w:rFonts w:cs="TH Sarabun New"/>
-          <w:szCs w:val="32"/>
-          <w:cs/>
-        </w:rPr>
-        <w:t>ได้ดังต่อไปน</w:t>
-      </w:r>
-      <w:r>
-        <w:rPr>
-          <w:rFonts w:cs="TH Sarabun New" w:hint="cs"/>
-          <w:szCs w:val="32"/>
-          <w:cs/>
-        </w:rPr>
-        <w:t>ี้</w:t>
-      </w:r>
-    </w:p>
-    <w:p>
-      <w:pPr>
-        <w:ind w:firstLine="0"/>
-        <w:rPr>
-          <w:rFonts w:cs="TH Sarabun New"/>
-          <w:b/>
-          <w:bCs/>
-          <w:sz w:val="36"/>
-          <w:szCs w:val="36"/>
-        </w:rPr>
-      </w:pPr>
-      <w:r>
-        <w:rPr>
-          <w:rFonts w:cs="TH Sarabun New"/>
-          <w:b/>
-          <w:bCs/>
-          <w:sz w:val="36"/>
-          <w:szCs w:val="36"/>
-        </w:rPr>
-        <w:t xml:space="preserve">3.4 Sequence </w:t>
-      </w:r>
-      <w:r>
-        <w:rPr>
-          <w:rFonts w:cs="TH Sarabun New"/>
-          <w:b/>
-          <w:bCs/>
-          <w:sz w:val="36"/>
-          <w:szCs w:val="36"/>
-        </w:rPr>
-        <w:t>Diagram</w:t>
-      </w:r>
-    </w:p>
-    <w:p>
-      <w:pPr>
-        <w:rPr>
-          <w:rFonts w:cs="TH Sarabun New"/>
-          <w:szCs w:val="32"/>
-        </w:rPr>
-      </w:pPr>
-      <w:r>
-        <w:rPr>
-          <w:rFonts w:cs="TH Sarabun New"/>
-          <w:szCs w:val="32"/>
-        </w:rPr>
-        <w:t>Sequence</w:t>
-      </w:r>
-      <w:r>
-        <w:rPr>
-          <w:rFonts w:cs="TH Sarabun New"/>
-          <w:szCs w:val="32"/>
-        </w:rPr>
-        <w:t xml:space="preserve"> </w:t>
-      </w:r>
-      <w:r>
-        <w:rPr>
-          <w:rFonts w:cs="TH Sarabun New"/>
-          <w:szCs w:val="32"/>
-        </w:rPr>
-        <w:t>Diagram</w:t>
-      </w:r>
-      <w:r>
-        <w:rPr>
-          <w:rFonts w:cs="TH Sarabun New"/>
-          <w:szCs w:val="32"/>
-        </w:rPr>
-        <w:t xml:space="preserve"> </w:t>
-      </w:r>
-      <w:r>
-        <w:rPr>
-          <w:rFonts w:cs="TH Sarabun New"/>
-          <w:szCs w:val="32"/>
-          <w:cs/>
-        </w:rPr>
-        <w:t xml:space="preserve">เป็นแผนภาพที่แสดงให้เห็นถึงการปฏิสัมพันธ์ระหว่างอ็อบเจ็กต์ของคลาส โดยเฉพาะการส่ง </w:t>
-      </w:r>
-      <w:r>
-        <w:rPr>
-          <w:rFonts w:cs="TH Sarabun New"/>
-          <w:szCs w:val="32"/>
-        </w:rPr>
-        <w:t xml:space="preserve">message </w:t>
-      </w:r>
-      <w:r>
-        <w:rPr>
-          <w:rFonts w:cs="TH Sarabun New"/>
-          <w:szCs w:val="32"/>
-          <w:cs/>
-        </w:rPr>
-        <w:t xml:space="preserve">ระหว่างอ็อบเจ็กต์ตามลําดับเวลาที่เกิดเหตุการณ์ โดย </w:t>
-      </w:r>
-      <w:r>
-        <w:rPr>
-          <w:rFonts w:cs="TH Sarabun New"/>
-          <w:szCs w:val="32"/>
-        </w:rPr>
-        <w:t>Sequence</w:t>
-      </w:r>
-      <w:r>
-        <w:rPr>
-          <w:rFonts w:cs="TH Sarabun New"/>
-          <w:szCs w:val="32"/>
-        </w:rPr>
-        <w:t xml:space="preserve"> </w:t>
-      </w:r>
-      <w:r>
-        <w:rPr>
-          <w:rFonts w:cs="TH Sarabun New"/>
-          <w:szCs w:val="32"/>
-        </w:rPr>
-        <w:t xml:space="preserve">Diagram </w:t>
-      </w:r>
-      <w:r>
-        <w:rPr>
-          <w:rFonts w:cs="TH Sarabun New"/>
-          <w:szCs w:val="32"/>
-          <w:cs/>
-        </w:rPr>
-        <w:t xml:space="preserve">ของการพัฒนาเว็บแอปพลิเคชัน </w:t>
-      </w:r>
-      <w:r>
-        <w:rPr>
-          <w:rFonts w:cs="TH Sarabun New"/>
-          <w:szCs w:val="32"/>
-        </w:rPr>
-        <w:t xml:space="preserve">AI Chatbot Portal </w:t>
-      </w:r>
-      <w:r>
-        <w:rPr>
-          <w:rFonts w:cs="TH Sarabun New"/>
-          <w:szCs w:val="32"/>
-          <w:cs/>
-        </w:rPr>
-        <w:t>สำหรับสังเคราะห์คำตอบจากหน่วยงานภาครัฐ มีดังต่อไปนี้</w:t>
-      </w:r>
-    </w:p>
-    <w:p>
-      <w:pPr>
-        <w:ind w:firstLine="0"/>
-        <w:rPr>
-          <w:rFonts w:cs="TH Sarabun New"/>
-          <w:b/>
-          <w:bCs/>
-          <w:sz w:val="36"/>
-          <w:szCs w:val="36"/>
-        </w:rPr>
-      </w:pPr>
-      <w:r>
-        <w:rPr>
-          <w:rFonts w:cs="TH Sarabun New"/>
-          <w:b/>
-          <w:bCs/>
-          <w:sz w:val="36"/>
-          <w:szCs w:val="36"/>
-        </w:rPr>
-        <w:t>3.5 Class Diagram</w:t>
-      </w:r>
     </w:p>
     <w:sectPr>
+      <w:headerReference w:type="default" r:id="rId7"/>
       <w:pgSz w:w="11906" w:h="16838" w:code="9"/>
       <w:pgMar w:top="1418" w:right="1134" w:bottom="1134" w:left="1701" w:header="720" w:footer="720" w:gutter="0"/>
+      <w:pgNumType w:start="1"/>
       <w:cols w:space="720"/>
       <w:docGrid w:linePitch="435"/>
     </w:sectPr>
   </w:body>
 </w:document>
+</file>
+
+<file path=word/endnotes.xml><?xml version="1.0" encoding="utf-8"?>
+<w:endnotes xmlns:wpc="http://schemas.microsoft.com/office/word/2010/wordprocessingCanvas" xmlns:cx="http://schemas.microsoft.com/office/drawing/2014/chartex" xmlns:cx1="http://schemas.microsoft.com/office/drawing/2015/9/8/chartex" xmlns:cx2="http://schemas.microsoft.com/office/drawing/2015/10/21/chartex" xmlns:cx3="http://schemas.microsoft.com/office/drawing/2016/5/9/chartex" xmlns:cx4="http://schemas.microsoft.com/office/drawing/2016/5/10/chartex" xmlns:cx5="http://schemas.microsoft.com/office/drawing/2016/5/11/chartex" xmlns:cx6="http://schemas.microsoft.com/office/drawing/2016/5/12/chartex" xmlns:cx7="http://schemas.microsoft.com/office/drawing/2016/5/13/chartex" xmlns:cx8="http://schemas.microsoft.com/office/drawing/2016/5/14/chartex" xmlns:mc="http://schemas.openxmlformats.org/markup-compatibility/2006" xmlns:aink="http://schemas.microsoft.com/office/drawing/2016/ink" xmlns:am3d="http://schemas.microsoft.com/office/drawing/2017/model3d" xmlns:o="urn:schemas-microsoft-com:office:office" xmlns:oel="http://schemas.microsoft.com/office/2019/extlst" xmlns:r="http://schemas.openxmlformats.org/officeDocument/2006/relationships" xmlns:m="http://schemas.openxmlformats.org/officeDocument/2006/math" xmlns:v="urn:schemas-microsoft-com:vml" xmlns:wp14="http://schemas.microsoft.com/office/word/2010/wordprocessingDrawing" xmlns:wp="http://schemas.openxmlformats.org/drawingml/2006/wordprocessingDrawing" xmlns:w10="urn:schemas-microsoft-com:office:word" xmlns:w="http://schemas.openxmlformats.org/wordprocessingml/2006/main" xmlns:w14="http://schemas.microsoft.com/office/word/2010/wordml" xmlns:w15="http://schemas.microsoft.com/office/word/2012/wordml" xmlns:w16cex="http://schemas.microsoft.com/office/word/2018/wordml/cex" xmlns:w16cid="http://schemas.microsoft.com/office/word/2016/wordml/cid" xmlns:w16="http://schemas.microsoft.com/office/word/2018/wordml" xmlns:w16sdtdh="http://schemas.microsoft.com/office/word/2020/wordml/sdtdatahash" xmlns:w16se="http://schemas.microsoft.com/office/word/2015/wordml/symex" xmlns:wpg="http://schemas.microsoft.com/office/word/2010/wordprocessingGroup" xmlns:wpi="http://schemas.microsoft.com/office/word/2010/wordprocessingInk" xmlns:wne="http://schemas.microsoft.com/office/word/2006/wordml" xmlns:wps="http://schemas.microsoft.com/office/word/2010/wordprocessingShape" mc:Ignorable="w14 w15 w16se w16cid w16 w16cex w16sdtdh wp14">
+  <w:endnote w:type="separator" w:id="-1">
+    <w:p>
+      <w:pPr>
+        <w:spacing w:after="0"/>
+      </w:pPr>
+      <w:r>
+        <w:separator/>
+      </w:r>
+    </w:p>
+  </w:endnote>
+  <w:endnote w:type="continuationSeparator" w:id="0">
+    <w:p>
+      <w:pPr>
+        <w:spacing w:after="0"/>
+      </w:pPr>
+      <w:r>
+        <w:continuationSeparator/>
+      </w:r>
+    </w:p>
+  </w:endnote>
+</w:endnotes>
+</file>
+
+<file path=word/footnotes.xml><?xml version="1.0" encoding="utf-8"?>
+<w:footnotes xmlns:wpc="http://schemas.microsoft.com/office/word/2010/wordprocessingCanvas" xmlns:cx="http://schemas.microsoft.com/office/drawing/2014/chartex" xmlns:cx1="http://schemas.microsoft.com/office/drawing/2015/9/8/chartex" xmlns:cx2="http://schemas.microsoft.com/office/drawing/2015/10/21/chartex" xmlns:cx3="http://schemas.microsoft.com/office/drawing/2016/5/9/chartex" xmlns:cx4="http://schemas.microsoft.com/office/drawing/2016/5/10/chartex" xmlns:cx5="http://schemas.microsoft.com/office/drawing/2016/5/11/chartex" xmlns:cx6="http://schemas.microsoft.com/office/drawing/2016/5/12/chartex" xmlns:cx7="http://schemas.microsoft.com/office/drawing/2016/5/13/chartex" xmlns:cx8="http://schemas.microsoft.com/office/drawing/2016/5/14/chartex" xmlns:mc="http://schemas.openxmlformats.org/markup-compatibility/2006" xmlns:aink="http://schemas.microsoft.com/office/drawing/2016/ink" xmlns:am3d="http://schemas.microsoft.com/office/drawing/2017/model3d" xmlns:o="urn:schemas-microsoft-com:office:office" xmlns:oel="http://schemas.microsoft.com/office/2019/extlst" xmlns:r="http://schemas.openxmlformats.org/officeDocument/2006/relationships" xmlns:m="http://schemas.openxmlformats.org/officeDocument/2006/math" xmlns:v="urn:schemas-microsoft-com:vml" xmlns:wp14="http://schemas.microsoft.com/office/word/2010/wordprocessingDrawing" xmlns:wp="http://schemas.openxmlformats.org/drawingml/2006/wordprocessingDrawing" xmlns:w10="urn:schemas-microsoft-com:office:word" xmlns:w="http://schemas.openxmlformats.org/wordprocessingml/2006/main" xmlns:w14="http://schemas.microsoft.com/office/word/2010/wordml" xmlns:w15="http://schemas.microsoft.com/office/word/2012/wordml" xmlns:w16cex="http://schemas.microsoft.com/office/word/2018/wordml/cex" xmlns:w16cid="http://schemas.microsoft.com/office/word/2016/wordml/cid" xmlns:w16="http://schemas.microsoft.com/office/word/2018/wordml" xmlns:w16sdtdh="http://schemas.microsoft.com/office/word/2020/wordml/sdtdatahash" xmlns:w16se="http://schemas.microsoft.com/office/word/2015/wordml/symex" xmlns:wpg="http://schemas.microsoft.com/office/word/2010/wordprocessingGroup" xmlns:wpi="http://schemas.microsoft.com/office/word/2010/wordprocessingInk" xmlns:wne="http://schemas.microsoft.com/office/word/2006/wordml" xmlns:wps="http://schemas.microsoft.com/office/word/2010/wordprocessingShape" mc:Ignorable="w14 w15 w16se w16cid w16 w16cex w16sdtdh wp14">
+  <w:footnote w:type="separator" w:id="-1">
+    <w:p>
+      <w:pPr>
+        <w:spacing w:after="0"/>
+      </w:pPr>
+      <w:r>
+        <w:separator/>
+      </w:r>
+    </w:p>
+  </w:footnote>
+  <w:footnote w:type="continuationSeparator" w:id="0">
+    <w:p>
+      <w:pPr>
+        <w:spacing w:after="0"/>
+      </w:pPr>
+      <w:r>
+        <w:continuationSeparator/>
+      </w:r>
+    </w:p>
+  </w:footnote>
+</w:footnotes>
+</file>
+
+<file path=word/header1.xml><?xml version="1.0" encoding="utf-8"?>
+<w:hdr xmlns:wpc="http://schemas.microsoft.com/office/word/2010/wordprocessingCanvas" xmlns:cx="http://schemas.microsoft.com/office/drawing/2014/chartex" xmlns:cx1="http://schemas.microsoft.com/office/drawing/2015/9/8/chartex" xmlns:cx2="http://schemas.microsoft.com/office/drawing/2015/10/21/chartex" xmlns:cx3="http://schemas.microsoft.com/office/drawing/2016/5/9/chartex" xmlns:cx4="http://schemas.microsoft.com/office/drawing/2016/5/10/chartex" xmlns:cx5="http://schemas.microsoft.com/office/drawing/2016/5/11/chartex" xmlns:cx6="http://schemas.microsoft.com/office/drawing/2016/5/12/chartex" xmlns:cx7="http://schemas.microsoft.com/office/drawing/2016/5/13/chartex" xmlns:cx8="http://schemas.microsoft.com/office/drawing/2016/5/14/chartex" xmlns:mc="http://schemas.openxmlformats.org/markup-compatibility/2006" xmlns:aink="http://schemas.microsoft.com/office/drawing/2016/ink" xmlns:am3d="http://schemas.microsoft.com/office/drawing/2017/model3d" xmlns:o="urn:schemas-microsoft-com:office:office" xmlns:oel="http://schemas.microsoft.com/office/2019/extlst" xmlns:r="http://schemas.openxmlformats.org/officeDocument/2006/relationships" xmlns:m="http://schemas.openxmlformats.org/officeDocument/2006/math" xmlns:v="urn:schemas-microsoft-com:vml" xmlns:wp14="http://schemas.microsoft.com/office/word/2010/wordprocessingDrawing" xmlns:wp="http://schemas.openxmlformats.org/drawingml/2006/wordprocessingDrawing" xmlns:w10="urn:schemas-microsoft-com:office:word" xmlns:w="http://schemas.openxmlformats.org/wordprocessingml/2006/main" xmlns:w14="http://schemas.microsoft.com/office/word/2010/wordml" xmlns:w15="http://schemas.microsoft.com/office/word/2012/wordml" xmlns:w16cex="http://schemas.microsoft.com/office/word/2018/wordml/cex" xmlns:w16cid="http://schemas.microsoft.com/office/word/2016/wordml/cid" xmlns:w16="http://schemas.microsoft.com/office/word/2018/wordml" xmlns:w16sdtdh="http://schemas.microsoft.com/office/word/2020/wordml/sdtdatahash" xmlns:w16se="http://schemas.microsoft.com/office/word/2015/wordml/symex" xmlns:wpg="http://schemas.microsoft.com/office/word/2010/wordprocessingGroup" xmlns:wpi="http://schemas.microsoft.com/office/word/2010/wordprocessingInk" xmlns:wne="http://schemas.microsoft.com/office/word/2006/wordml" xmlns:wps="http://schemas.microsoft.com/office/word/2010/wordprocessingShape" mc:Ignorable="w14 w15 w16se w16cid w16 w16cex w16sdtdh wp14">
+  <w:sdt>
+    <w:sdtPr>
+      <w:id w:val="908575835"/>
+      <w:docPartObj>
+        <w:docPartGallery w:val="Page Numbers (Top of Page)"/>
+        <w:docPartUnique/>
+      </w:docPartObj>
+    </w:sdtPr>
+    <w:sdtEndPr>
+      <w:rPr>
+        <w:noProof/>
+      </w:rPr>
+    </w:sdtEndPr>
+    <w:sdtContent>
+      <w:p>
+        <w:pPr>
+          <w:pStyle w:val="Header"/>
+          <w:jc w:val="right"/>
+        </w:pPr>
+        <w:r>
+          <w:fldChar w:fldCharType="begin"/>
+        </w:r>
+        <w:r>
+          <w:instrText xml:space="preserve"> PAGE   \* MERGEFORMAT </w:instrText>
+        </w:r>
+        <w:r>
+          <w:fldChar w:fldCharType="separate"/>
+        </w:r>
+        <w:r>
+          <w:rPr>
+            <w:noProof/>
+          </w:rPr>
+          <w:t>2</w:t>
+        </w:r>
+        <w:r>
+          <w:rPr>
+            <w:noProof/>
+          </w:rPr>
+          <w:fldChar w:fldCharType="end"/>
+        </w:r>
+      </w:p>
+    </w:sdtContent>
+  </w:sdt>
+  <w:p>
+    <w:pPr>
+      <w:pStyle w:val="Header"/>
+    </w:pPr>
+  </w:p>
+</w:hdr>
 </file>
 
 <file path=word/styles.xml><?xml version="1.0" encoding="utf-8"?>
@@ -914,18 +1725,18 @@
     <w:link w:val="Heading1Char"/>
     <w:uiPriority w:val="9"/>
     <w:qFormat/>
-    <w:rsid w:val="00E670B8"/>
+    <w:rsid w:val="00B56508"/>
     <w:pPr>
-      <w:keepNext/>
-      <w:keepLines/>
-      <w:spacing w:before="360" w:after="80"/>
+      <w:ind w:firstLine="0"/>
+      <w:jc w:val="center"/>
       <w:outlineLvl w:val="0"/>
     </w:pPr>
     <w:rPr>
-      <w:rFonts w:asciiTheme="majorHAnsi" w:eastAsiaTheme="majorEastAsia" w:hAnsiTheme="majorHAnsi" w:cstheme="majorBidi"/>
-      <w:color w:val="0F4761" w:themeColor="accent1" w:themeShade="BF"/>
+      <w:rFonts w:cs="TH Sarabun New"/>
+      <w:b/>
+      <w:bCs/>
       <w:sz w:val="40"/>
-      <w:szCs w:val="50"/>
+      <w:szCs w:val="40"/>
     </w:rPr>
   </w:style>
   <w:style w:type="paragraph" w:styleId="Heading2">
@@ -934,20 +1745,19 @@
     <w:next w:val="Normal"/>
     <w:link w:val="Heading2Char"/>
     <w:uiPriority w:val="9"/>
-    <w:semiHidden/>
     <w:unhideWhenUsed/>
     <w:qFormat/>
-    <w:rsid w:val="00E670B8"/>
+    <w:rsid w:val="00B56508"/>
     <w:pPr>
-      <w:keepNext/>
-      <w:keepLines/>
-      <w:spacing w:before="160" w:after="80"/>
+      <w:ind w:firstLine="0"/>
       <w:outlineLvl w:val="1"/>
     </w:pPr>
     <w:rPr>
-      <w:rFonts w:asciiTheme="majorHAnsi" w:eastAsiaTheme="majorEastAsia" w:hAnsiTheme="majorHAnsi" w:cstheme="majorBidi"/>
-      <w:color w:val="0F4761" w:themeColor="accent1" w:themeShade="BF"/>
-      <w:szCs w:val="40"/>
+      <w:rFonts w:cs="TH Sarabun New"/>
+      <w:b/>
+      <w:bCs/>
+      <w:sz w:val="36"/>
+      <w:szCs w:val="36"/>
     </w:rPr>
   </w:style>
   <w:style w:type="paragraph" w:styleId="Heading3">
@@ -1108,7 +1918,6 @@
   <w:style w:type="character" w:default="1" w:styleId="DefaultParagraphFont">
     <w:name w:val="Default Paragraph Font"/>
     <w:uiPriority w:val="1"/>
-    <w:semiHidden/>
     <w:unhideWhenUsed/>
   </w:style>
   <w:style w:type="table" w:default="1" w:styleId="TableNormal">
@@ -1137,12 +1946,13 @@
     <w:basedOn w:val="DefaultParagraphFont"/>
     <w:link w:val="Heading1"/>
     <w:uiPriority w:val="9"/>
-    <w:rsid w:val="00E670B8"/>
-    <w:rPr>
-      <w:rFonts w:asciiTheme="majorHAnsi" w:eastAsiaTheme="majorEastAsia" w:hAnsiTheme="majorHAnsi" w:cstheme="majorBidi"/>
-      <w:color w:val="0F4761" w:themeColor="accent1" w:themeShade="BF"/>
+    <w:rsid w:val="00B56508"/>
+    <w:rPr>
+      <w:rFonts w:ascii="TH Sarabun New" w:hAnsi="TH Sarabun New" w:cs="TH Sarabun New"/>
+      <w:b/>
+      <w:bCs/>
       <w:sz w:val="40"/>
-      <w:szCs w:val="50"/>
+      <w:szCs w:val="40"/>
     </w:rPr>
   </w:style>
   <w:style w:type="character" w:customStyle="1" w:styleId="Heading2Char">
@@ -1150,13 +1960,13 @@
     <w:basedOn w:val="DefaultParagraphFont"/>
     <w:link w:val="Heading2"/>
     <w:uiPriority w:val="9"/>
-    <w:semiHidden/>
-    <w:rsid w:val="00E670B8"/>
-    <w:rPr>
-      <w:rFonts w:asciiTheme="majorHAnsi" w:eastAsiaTheme="majorEastAsia" w:hAnsiTheme="majorHAnsi" w:cstheme="majorBidi"/>
-      <w:color w:val="0F4761" w:themeColor="accent1" w:themeShade="BF"/>
-      <w:sz w:val="32"/>
-      <w:szCs w:val="40"/>
+    <w:rsid w:val="00B56508"/>
+    <w:rPr>
+      <w:rFonts w:ascii="TH Sarabun New" w:hAnsi="TH Sarabun New" w:cs="TH Sarabun New"/>
+      <w:b/>
+      <w:bCs/>
+      <w:sz w:val="36"/>
+      <w:szCs w:val="36"/>
     </w:rPr>
   </w:style>
   <w:style w:type="character" w:customStyle="1" w:styleId="Heading3Char">
@@ -1419,6 +2229,85 @@
       <w:smallCaps/>
       <w:color w:val="0F4761" w:themeColor="accent1" w:themeShade="BF"/>
       <w:spacing w:val="5"/>
+    </w:rPr>
+  </w:style>
+  <w:style w:type="paragraph" w:styleId="Header">
+    <w:name w:val="header"/>
+    <w:basedOn w:val="Normal"/>
+    <w:link w:val="HeaderChar"/>
+    <w:uiPriority w:val="99"/>
+    <w:unhideWhenUsed/>
+    <w:rsid w:val="00B56508"/>
+    <w:pPr>
+      <w:tabs>
+        <w:tab w:val="center" w:pos="4680"/>
+        <w:tab w:val="right" w:pos="9360"/>
+      </w:tabs>
+      <w:spacing w:after="0"/>
+    </w:pPr>
+  </w:style>
+  <w:style w:type="character" w:customStyle="1" w:styleId="HeaderChar">
+    <w:name w:val="Header Char"/>
+    <w:basedOn w:val="DefaultParagraphFont"/>
+    <w:link w:val="Header"/>
+    <w:uiPriority w:val="99"/>
+    <w:rsid w:val="00B56508"/>
+    <w:rPr>
+      <w:rFonts w:ascii="TH Sarabun New" w:hAnsi="TH Sarabun New"/>
+      <w:sz w:val="32"/>
+    </w:rPr>
+  </w:style>
+  <w:style w:type="paragraph" w:styleId="Footer">
+    <w:name w:val="footer"/>
+    <w:basedOn w:val="Normal"/>
+    <w:link w:val="FooterChar"/>
+    <w:uiPriority w:val="99"/>
+    <w:unhideWhenUsed/>
+    <w:rsid w:val="00B56508"/>
+    <w:pPr>
+      <w:tabs>
+        <w:tab w:val="center" w:pos="4680"/>
+        <w:tab w:val="right" w:pos="9360"/>
+      </w:tabs>
+      <w:spacing w:after="0"/>
+    </w:pPr>
+  </w:style>
+  <w:style w:type="character" w:customStyle="1" w:styleId="FooterChar">
+    <w:name w:val="Footer Char"/>
+    <w:basedOn w:val="DefaultParagraphFont"/>
+    <w:link w:val="Footer"/>
+    <w:uiPriority w:val="99"/>
+    <w:rsid w:val="00B56508"/>
+    <w:rPr>
+      <w:rFonts w:ascii="TH Sarabun New" w:hAnsi="TH Sarabun New"/>
+      <w:sz w:val="32"/>
+    </w:rPr>
+  </w:style>
+  <w:style w:type="paragraph" w:customStyle="1" w:styleId="picture">
+    <w:name w:val="picture"/>
+    <w:basedOn w:val="Normal"/>
+    <w:next w:val="Normal"/>
+    <w:link w:val="pictureChar"/>
+    <w:qFormat/>
+    <w:rsid w:val="00C61B08"/>
+    <w:pPr>
+      <w:ind w:firstLine="0"/>
+      <w:jc w:val="center"/>
+    </w:pPr>
+    <w:rPr>
+      <w:rFonts w:cs="TH Sarabun New"/>
+      <w:szCs w:val="32"/>
+    </w:rPr>
+  </w:style>
+  <w:style w:type="character" w:customStyle="1" w:styleId="pictureChar">
+    <w:name w:val="picture Char"/>
+    <w:basedOn w:val="DefaultParagraphFont"/>
+    <w:link w:val="picture"/>
+    <w:rsid w:val="00C61B08"/>
+    <w:rPr>
+      <w:rFonts w:ascii="TH Sarabun New" w:hAnsi="TH Sarabun New" w:cs="TH Sarabun New"/>
+      <w:sz w:val="32"/>
+      <w:szCs w:val="32"/>
     </w:rPr>
   </w:style>
 </w:styles>
